--- a/public/templates/arbeitseinteilung-tag.docx
+++ b/public/templates/arbeitseinteilung-tag.docx
@@ -14,7 +14,13 @@
         </w:rPr>
       </w:pPr>
       <w:r>
-        <w:t>{{TITLE}}</w:t>
+        <w:rPr>
+          <w:b/>
+          <w:u w:val="single"/>
+          <w:sz w:val="40"/>
+          <w:szCs w:val="40"/>
+        </w:rPr>
+        <w:t xml:space="preserve">{{TITLE}}</w:t>
       </w:r>
     </w:p>
     <w:tbl>
